--- a/Reports/MS_Main_2026-10-21.docx
+++ b/Reports/MS_Main_2026-10-21.docx
@@ -346,7 +346,7 @@
       </w:pPr>
       <w:r>
         <w:rPr/>
-        <w:t>Core algorithm versus HRS/HCAP Algorithm: 0.353</w:t>
+        <w:t>Core algorithm versus HRS/HCAP Algorithm: 0.337</w:t>
       </w:r>
     </w:p>
     <w:p>
@@ -388,7 +388,7 @@
       </w:pPr>
       <w:r>
         <w:rPr/>
-        <w:t>Core algorithm versus HRS/HCAP Algorithm: 0.505</w:t>
+        <w:t>Core algorithm versus HRS/HCAP Algorithm: 0.501</w:t>
       </w:r>
     </w:p>
     <w:p>
@@ -1717,7 +1717,7 @@
       </w:pPr>
       <w:r>
         <w:rPr/>
-        <w:t>Core algorithm: Normal 71.0%, MCI 20.7%, Dementia 8.3%</w:t>
+        <w:t>Core algorithm: Normal 68.9%, MCI 22.0%, Dementia 9.1%</w:t>
       </w:r>
     </w:p>
     <w:p>
@@ -1855,7 +1855,7 @@
       </w:pPr>
       <w:r>
         <w:rPr/>
-        <w:t>Core algorithm versus HRS/HCAP Algorithm: 3-class kappa 0.505; binary kappa 0.353</w:t>
+        <w:t>Core algorithm versus HRS/HCAP Algorithm: 3-class kappa 0.501; binary kappa 0.337</w:t>
       </w:r>
     </w:p>
     <w:p>
